--- a/Source Data/Functions/READ ME - Functions.docx
+++ b/Source Data/Functions/READ ME - Functions.docx
@@ -28,413 +28,29 @@
       <w:r>
         <w:t>, what the purpose of each file is, and what documents are connected to each.</w:t>
       </w:r>
+      <w:r>
+        <w:t xml:space="preserve"> </w:t>
+      </w:r>
     </w:p>
-    <w:tbl>
-      <w:tblPr>
-        <w:tblStyle w:val="TableGrid"/>
-        <w:tblW w:w="11624" w:type="dxa"/>
-        <w:tblInd w:w="-1139" w:type="dxa"/>
-        <w:tblLook w:val="04A0" w:firstRow="1" w:lastRow="0" w:firstColumn="1" w:lastColumn="0" w:noHBand="0" w:noVBand="1"/>
-      </w:tblPr>
-      <w:tblGrid>
-        <w:gridCol w:w="3676"/>
-        <w:gridCol w:w="1996"/>
-        <w:gridCol w:w="1759"/>
-        <w:gridCol w:w="4193"/>
-      </w:tblGrid>
-      <w:tr>
-        <w:tc>
-          <w:tcPr>
-            <w:tcW w:w="3676" w:type="dxa"/>
-          </w:tcPr>
-          <w:p>
-            <w:pPr>
-              <w:jc w:val="right"/>
-              <w:rPr>
-                <w:b/>
-                <w:bCs/>
-              </w:rPr>
-            </w:pPr>
-            <w:r>
-              <w:rPr>
-                <w:b/>
-                <w:bCs/>
-              </w:rPr>
-              <w:t>File name</w:t>
-            </w:r>
-          </w:p>
-        </w:tc>
-        <w:tc>
-          <w:tcPr>
-            <w:tcW w:w="1996" w:type="dxa"/>
-          </w:tcPr>
-          <w:p>
-            <w:pPr>
-              <w:jc w:val="center"/>
-              <w:rPr>
-                <w:b/>
-                <w:bCs/>
-              </w:rPr>
-            </w:pPr>
-            <w:r>
-              <w:rPr>
-                <w:b/>
-                <w:bCs/>
-              </w:rPr>
-              <w:t>Created By</w:t>
-            </w:r>
-          </w:p>
-        </w:tc>
-        <w:tc>
-          <w:tcPr>
-            <w:tcW w:w="1759" w:type="dxa"/>
-          </w:tcPr>
-          <w:p>
-            <w:pPr>
-              <w:jc w:val="center"/>
-              <w:rPr>
-                <w:b/>
-                <w:bCs/>
-              </w:rPr>
-            </w:pPr>
-            <w:r>
-              <w:rPr>
-                <w:b/>
-                <w:bCs/>
-              </w:rPr>
-              <w:t>Used in</w:t>
-            </w:r>
-          </w:p>
-        </w:tc>
-        <w:tc>
-          <w:tcPr>
-            <w:tcW w:w="4193" w:type="dxa"/>
-          </w:tcPr>
-          <w:p>
-            <w:pPr>
-              <w:jc w:val="center"/>
-              <w:rPr>
-                <w:b/>
-                <w:bCs/>
-              </w:rPr>
-            </w:pPr>
-            <w:r>
-              <w:rPr>
-                <w:b/>
-                <w:bCs/>
-              </w:rPr>
-              <w:t>Comments</w:t>
-            </w:r>
-          </w:p>
-        </w:tc>
-      </w:tr>
-      <w:tr>
-        <w:tc>
-          <w:tcPr>
-            <w:tcW w:w="3676" w:type="dxa"/>
-            <w:shd w:val="clear" w:color="auto" w:fill="F2F2F2" w:themeFill="background1" w:themeFillShade="F2"/>
-          </w:tcPr>
-          <w:p>
-            <w:pPr>
-              <w:jc w:val="right"/>
-            </w:pPr>
-          </w:p>
-        </w:tc>
-        <w:tc>
-          <w:tcPr>
-            <w:tcW w:w="1996" w:type="dxa"/>
-            <w:shd w:val="clear" w:color="auto" w:fill="F2F2F2" w:themeFill="background1" w:themeFillShade="F2"/>
-          </w:tcPr>
-          <w:p>
-            <w:pPr>
-              <w:jc w:val="center"/>
-            </w:pPr>
-          </w:p>
-        </w:tc>
-        <w:tc>
-          <w:tcPr>
-            <w:tcW w:w="1759" w:type="dxa"/>
-            <w:shd w:val="clear" w:color="auto" w:fill="F2F2F2" w:themeFill="background1" w:themeFillShade="F2"/>
-          </w:tcPr>
-          <w:p>
-            <w:pPr>
-              <w:jc w:val="center"/>
-            </w:pPr>
-          </w:p>
-        </w:tc>
-        <w:tc>
-          <w:tcPr>
-            <w:tcW w:w="4193" w:type="dxa"/>
-            <w:shd w:val="clear" w:color="auto" w:fill="F2F2F2" w:themeFill="background1" w:themeFillShade="F2"/>
-          </w:tcPr>
-          <w:p>
-            <w:pPr>
-              <w:pStyle w:val="ListParagraph"/>
-              <w:jc w:val="center"/>
-            </w:pPr>
-          </w:p>
-        </w:tc>
-      </w:tr>
-      <w:tr>
-        <w:tc>
-          <w:tcPr>
-            <w:tcW w:w="3676" w:type="dxa"/>
-          </w:tcPr>
-          <w:p>
-            <w:pPr>
-              <w:jc w:val="right"/>
-            </w:pPr>
-          </w:p>
-        </w:tc>
-        <w:tc>
-          <w:tcPr>
-            <w:tcW w:w="1996" w:type="dxa"/>
-          </w:tcPr>
-          <w:p>
-            <w:pPr>
-              <w:jc w:val="center"/>
-            </w:pPr>
-          </w:p>
-        </w:tc>
-        <w:tc>
-          <w:tcPr>
-            <w:tcW w:w="1759" w:type="dxa"/>
-          </w:tcPr>
-          <w:p>
-            <w:pPr>
-              <w:jc w:val="center"/>
-            </w:pPr>
-          </w:p>
-        </w:tc>
-        <w:tc>
-          <w:tcPr>
-            <w:tcW w:w="4193" w:type="dxa"/>
-          </w:tcPr>
-          <w:p>
-            <w:pPr>
-              <w:jc w:val="center"/>
-            </w:pPr>
-          </w:p>
-        </w:tc>
-      </w:tr>
-      <w:tr>
-        <w:trPr>
-          <w:trHeight w:val="37"/>
-        </w:trPr>
-        <w:tc>
-          <w:tcPr>
-            <w:tcW w:w="3676" w:type="dxa"/>
-            <w:shd w:val="clear" w:color="auto" w:fill="F2F2F2" w:themeFill="background1" w:themeFillShade="F2"/>
-          </w:tcPr>
-          <w:p>
-            <w:pPr>
-              <w:jc w:val="right"/>
-            </w:pPr>
-          </w:p>
-        </w:tc>
-        <w:tc>
-          <w:tcPr>
-            <w:tcW w:w="1996" w:type="dxa"/>
-            <w:shd w:val="clear" w:color="auto" w:fill="F2F2F2" w:themeFill="background1" w:themeFillShade="F2"/>
-          </w:tcPr>
-          <w:p>
-            <w:pPr>
-              <w:jc w:val="center"/>
-            </w:pPr>
-          </w:p>
-        </w:tc>
-        <w:tc>
-          <w:tcPr>
-            <w:tcW w:w="1759" w:type="dxa"/>
-            <w:shd w:val="clear" w:color="auto" w:fill="F2F2F2" w:themeFill="background1" w:themeFillShade="F2"/>
-          </w:tcPr>
-          <w:p>
-            <w:pPr>
-              <w:jc w:val="center"/>
-            </w:pPr>
-          </w:p>
-        </w:tc>
-        <w:tc>
-          <w:tcPr>
-            <w:tcW w:w="4193" w:type="dxa"/>
-            <w:shd w:val="clear" w:color="auto" w:fill="F2F2F2" w:themeFill="background1" w:themeFillShade="F2"/>
-          </w:tcPr>
-          <w:p>
-            <w:pPr>
-              <w:jc w:val="center"/>
-            </w:pPr>
-          </w:p>
-        </w:tc>
-      </w:tr>
-      <w:tr>
-        <w:tc>
-          <w:tcPr>
-            <w:tcW w:w="3676" w:type="dxa"/>
-          </w:tcPr>
-          <w:p>
-            <w:pPr>
-              <w:jc w:val="right"/>
-            </w:pPr>
-          </w:p>
-        </w:tc>
-        <w:tc>
-          <w:tcPr>
-            <w:tcW w:w="1996" w:type="dxa"/>
-          </w:tcPr>
-          <w:p>
-            <w:pPr>
-              <w:jc w:val="center"/>
-            </w:pPr>
-          </w:p>
-        </w:tc>
-        <w:tc>
-          <w:tcPr>
-            <w:tcW w:w="1759" w:type="dxa"/>
-          </w:tcPr>
-          <w:p/>
-        </w:tc>
-        <w:tc>
-          <w:tcPr>
-            <w:tcW w:w="4193" w:type="dxa"/>
-          </w:tcPr>
-          <w:p>
-            <w:pPr>
-              <w:jc w:val="center"/>
-            </w:pPr>
-          </w:p>
-        </w:tc>
-      </w:tr>
-      <w:tr>
-        <w:tc>
-          <w:tcPr>
-            <w:tcW w:w="3676" w:type="dxa"/>
-            <w:shd w:val="clear" w:color="auto" w:fill="F2F2F2" w:themeFill="background1" w:themeFillShade="F2"/>
-          </w:tcPr>
-          <w:p>
-            <w:pPr>
-              <w:jc w:val="right"/>
-            </w:pPr>
-          </w:p>
-        </w:tc>
-        <w:tc>
-          <w:tcPr>
-            <w:tcW w:w="1996" w:type="dxa"/>
-            <w:shd w:val="clear" w:color="auto" w:fill="F2F2F2" w:themeFill="background1" w:themeFillShade="F2"/>
-          </w:tcPr>
-          <w:p>
-            <w:pPr>
-              <w:jc w:val="center"/>
-            </w:pPr>
-          </w:p>
-        </w:tc>
-        <w:tc>
-          <w:tcPr>
-            <w:tcW w:w="1759" w:type="dxa"/>
-            <w:shd w:val="clear" w:color="auto" w:fill="F2F2F2" w:themeFill="background1" w:themeFillShade="F2"/>
-          </w:tcPr>
-          <w:p>
-            <w:pPr>
-              <w:jc w:val="center"/>
-            </w:pPr>
-          </w:p>
-        </w:tc>
-        <w:tc>
-          <w:tcPr>
-            <w:tcW w:w="4193" w:type="dxa"/>
-            <w:shd w:val="clear" w:color="auto" w:fill="F2F2F2" w:themeFill="background1" w:themeFillShade="F2"/>
-          </w:tcPr>
-          <w:p>
-            <w:pPr>
-              <w:jc w:val="center"/>
-            </w:pPr>
-          </w:p>
-        </w:tc>
-      </w:tr>
-      <w:tr>
-        <w:tc>
-          <w:tcPr>
-            <w:tcW w:w="3676" w:type="dxa"/>
-          </w:tcPr>
-          <w:p>
-            <w:pPr>
-              <w:jc w:val="right"/>
-            </w:pPr>
-          </w:p>
-        </w:tc>
-        <w:tc>
-          <w:tcPr>
-            <w:tcW w:w="1996" w:type="dxa"/>
-          </w:tcPr>
-          <w:p>
-            <w:pPr>
-              <w:jc w:val="center"/>
-            </w:pPr>
-          </w:p>
-        </w:tc>
-        <w:tc>
-          <w:tcPr>
-            <w:tcW w:w="1759" w:type="dxa"/>
-          </w:tcPr>
-          <w:p>
-            <w:pPr>
-              <w:jc w:val="center"/>
-            </w:pPr>
-          </w:p>
-        </w:tc>
-        <w:tc>
-          <w:tcPr>
-            <w:tcW w:w="4193" w:type="dxa"/>
-          </w:tcPr>
-          <w:p>
-            <w:pPr>
-              <w:jc w:val="center"/>
-            </w:pPr>
-          </w:p>
-        </w:tc>
-      </w:tr>
-      <w:tr>
-        <w:tc>
-          <w:tcPr>
-            <w:tcW w:w="3676" w:type="dxa"/>
-            <w:shd w:val="clear" w:color="auto" w:fill="F2F2F2" w:themeFill="background1" w:themeFillShade="F2"/>
-          </w:tcPr>
-          <w:p>
-            <w:pPr>
-              <w:jc w:val="right"/>
-            </w:pPr>
-          </w:p>
-        </w:tc>
-        <w:tc>
-          <w:tcPr>
-            <w:tcW w:w="1996" w:type="dxa"/>
-            <w:shd w:val="clear" w:color="auto" w:fill="F2F2F2" w:themeFill="background1" w:themeFillShade="F2"/>
-          </w:tcPr>
-          <w:p/>
-        </w:tc>
-        <w:tc>
-          <w:tcPr>
-            <w:tcW w:w="1759" w:type="dxa"/>
-            <w:shd w:val="clear" w:color="auto" w:fill="F2F2F2" w:themeFill="background1" w:themeFillShade="F2"/>
-          </w:tcPr>
-          <w:p/>
-        </w:tc>
-        <w:tc>
-          <w:tcPr>
-            <w:tcW w:w="4193" w:type="dxa"/>
-            <w:shd w:val="clear" w:color="auto" w:fill="F2F2F2" w:themeFill="background1" w:themeFillShade="F2"/>
-          </w:tcPr>
-          <w:p>
-            <w:pPr>
-              <w:jc w:val="center"/>
-            </w:pPr>
-          </w:p>
-        </w:tc>
-      </w:tr>
-    </w:tbl>
     <w:p>
       <w:pPr>
         <w:jc w:val="center"/>
       </w:pPr>
+    </w:p>
+    <w:p>
+      <w:pPr>
+        <w:pStyle w:val="ListParagraph"/>
+        <w:numPr>
+          <w:ilvl w:val="0"/>
+          <w:numId w:val="7"/>
+        </w:numPr>
+      </w:pPr>
+      <w:r>
+        <w:t>All these functions were created in 2023 or last used in 2024. Unsure how they are used. Check with both Jenna and Darren.</w:t>
+      </w:r>
+      <w:r>
+        <w:t xml:space="preserve"> It looks like these are used when analyzing the transects.</w:t>
+      </w:r>
     </w:p>
     <w:p/>
     <w:sectPr>
@@ -945,6 +561,119 @@
     </w:lvl>
   </w:abstractNum>
   <w:abstractNum w:abstractNumId="4" w15:restartNumberingAfterBreak="0">
+    <w:nsid w:val="5E843CE1"/>
+    <w:multiLevelType w:val="hybridMultilevel"/>
+    <w:tmpl w:val="70A03C52"/>
+    <w:lvl w:ilvl="0" w:tplc="D3A29F12">
+      <w:start w:val="2"/>
+      <w:numFmt w:val="bullet"/>
+      <w:lvlText w:val="-"/>
+      <w:lvlJc w:val="left"/>
+      <w:pPr>
+        <w:ind w:left="720" w:hanging="360"/>
+      </w:pPr>
+      <w:rPr>
+        <w:rFonts w:ascii="Aptos" w:eastAsiaTheme="minorHAnsi" w:hAnsi="Aptos" w:cstheme="minorBidi" w:hint="default"/>
+      </w:rPr>
+    </w:lvl>
+    <w:lvl w:ilvl="1" w:tplc="10090003" w:tentative="1">
+      <w:start w:val="1"/>
+      <w:numFmt w:val="bullet"/>
+      <w:lvlText w:val="o"/>
+      <w:lvlJc w:val="left"/>
+      <w:pPr>
+        <w:ind w:left="1440" w:hanging="360"/>
+      </w:pPr>
+      <w:rPr>
+        <w:rFonts w:ascii="Courier New" w:hAnsi="Courier New" w:cs="Courier New" w:hint="default"/>
+      </w:rPr>
+    </w:lvl>
+    <w:lvl w:ilvl="2" w:tplc="10090005" w:tentative="1">
+      <w:start w:val="1"/>
+      <w:numFmt w:val="bullet"/>
+      <w:lvlText w:val=""/>
+      <w:lvlJc w:val="left"/>
+      <w:pPr>
+        <w:ind w:left="2160" w:hanging="360"/>
+      </w:pPr>
+      <w:rPr>
+        <w:rFonts w:ascii="Wingdings" w:hAnsi="Wingdings" w:hint="default"/>
+      </w:rPr>
+    </w:lvl>
+    <w:lvl w:ilvl="3" w:tplc="10090001" w:tentative="1">
+      <w:start w:val="1"/>
+      <w:numFmt w:val="bullet"/>
+      <w:lvlText w:val=""/>
+      <w:lvlJc w:val="left"/>
+      <w:pPr>
+        <w:ind w:left="2880" w:hanging="360"/>
+      </w:pPr>
+      <w:rPr>
+        <w:rFonts w:ascii="Symbol" w:hAnsi="Symbol" w:hint="default"/>
+      </w:rPr>
+    </w:lvl>
+    <w:lvl w:ilvl="4" w:tplc="10090003" w:tentative="1">
+      <w:start w:val="1"/>
+      <w:numFmt w:val="bullet"/>
+      <w:lvlText w:val="o"/>
+      <w:lvlJc w:val="left"/>
+      <w:pPr>
+        <w:ind w:left="3600" w:hanging="360"/>
+      </w:pPr>
+      <w:rPr>
+        <w:rFonts w:ascii="Courier New" w:hAnsi="Courier New" w:cs="Courier New" w:hint="default"/>
+      </w:rPr>
+    </w:lvl>
+    <w:lvl w:ilvl="5" w:tplc="10090005" w:tentative="1">
+      <w:start w:val="1"/>
+      <w:numFmt w:val="bullet"/>
+      <w:lvlText w:val=""/>
+      <w:lvlJc w:val="left"/>
+      <w:pPr>
+        <w:ind w:left="4320" w:hanging="360"/>
+      </w:pPr>
+      <w:rPr>
+        <w:rFonts w:ascii="Wingdings" w:hAnsi="Wingdings" w:hint="default"/>
+      </w:rPr>
+    </w:lvl>
+    <w:lvl w:ilvl="6" w:tplc="10090001" w:tentative="1">
+      <w:start w:val="1"/>
+      <w:numFmt w:val="bullet"/>
+      <w:lvlText w:val=""/>
+      <w:lvlJc w:val="left"/>
+      <w:pPr>
+        <w:ind w:left="5040" w:hanging="360"/>
+      </w:pPr>
+      <w:rPr>
+        <w:rFonts w:ascii="Symbol" w:hAnsi="Symbol" w:hint="default"/>
+      </w:rPr>
+    </w:lvl>
+    <w:lvl w:ilvl="7" w:tplc="10090003" w:tentative="1">
+      <w:start w:val="1"/>
+      <w:numFmt w:val="bullet"/>
+      <w:lvlText w:val="o"/>
+      <w:lvlJc w:val="left"/>
+      <w:pPr>
+        <w:ind w:left="5760" w:hanging="360"/>
+      </w:pPr>
+      <w:rPr>
+        <w:rFonts w:ascii="Courier New" w:hAnsi="Courier New" w:cs="Courier New" w:hint="default"/>
+      </w:rPr>
+    </w:lvl>
+    <w:lvl w:ilvl="8" w:tplc="10090005" w:tentative="1">
+      <w:start w:val="1"/>
+      <w:numFmt w:val="bullet"/>
+      <w:lvlText w:val=""/>
+      <w:lvlJc w:val="left"/>
+      <w:pPr>
+        <w:ind w:left="6480" w:hanging="360"/>
+      </w:pPr>
+      <w:rPr>
+        <w:rFonts w:ascii="Wingdings" w:hAnsi="Wingdings" w:hint="default"/>
+      </w:rPr>
+    </w:lvl>
+  </w:abstractNum>
+  <w:abstractNum w:abstractNumId="5" w15:restartNumberingAfterBreak="0">
     <w:nsid w:val="71313C97"/>
     <w:multiLevelType w:val="hybridMultilevel"/>
     <w:tmpl w:val="AF8AE082"/>
@@ -1056,7 +785,7 @@
       </w:rPr>
     </w:lvl>
   </w:abstractNum>
-  <w:abstractNum w:abstractNumId="5" w15:restartNumberingAfterBreak="0">
+  <w:abstractNum w:abstractNumId="6" w15:restartNumberingAfterBreak="0">
     <w:nsid w:val="74FC36B5"/>
     <w:multiLevelType w:val="hybridMultilevel"/>
     <w:tmpl w:val="14F2DF98"/>
@@ -1176,16 +905,19 @@
     <w:abstractNumId w:val="1"/>
   </w:num>
   <w:num w:numId="3" w16cid:durableId="690187980">
-    <w:abstractNumId w:val="4"/>
+    <w:abstractNumId w:val="5"/>
   </w:num>
   <w:num w:numId="4" w16cid:durableId="1115903237">
-    <w:abstractNumId w:val="5"/>
+    <w:abstractNumId w:val="6"/>
   </w:num>
   <w:num w:numId="5" w16cid:durableId="24141271">
     <w:abstractNumId w:val="2"/>
   </w:num>
   <w:num w:numId="6" w16cid:durableId="97456334">
     <w:abstractNumId w:val="3"/>
+  </w:num>
+  <w:num w:numId="7" w16cid:durableId="123626383">
+    <w:abstractNumId w:val="4"/>
   </w:num>
 </w:numbering>
 </file>
